--- a/word_reports/LP_0256_위치_217_Nicola Di Bari_Nicola Di .docx
+++ b/word_reports/LP_0256_위치_217_Nicola Di Bari_Nicola Di .docx
@@ -4,7 +4,7 @@
   <w:body>
     <w:p>
       <w:pPr>
-        <w:spacing w:after="280"/>
+        <w:spacing w:after="80"/>
       </w:pPr>
       <w:r>
         <w:rPr w:rFonts="맑은 고딕">
@@ -13,94 +13,47 @@
           <w:color w:val="1E3A8A"/>
           <w:sz w:val="30"/>
         </w:rPr>
-        <w:t>[217] Nicola Di Bari - Nicola Di Bari</w:t>
+        <w:t>Nicola Di Bari (니콜라 디 바리) - Nicola Di Bari</w:t>
       </w:r>
     </w:p>
     <w:p>
       <w:pPr>
-        <w:spacing w:after="320"/>
+        <w:spacing w:after="240"/>
       </w:pPr>
       <w:r>
         <w:rPr w:rFonts="맑은 고딕">
           <w:rFonts w:ascii="맑은 고딕" w:hAnsi="맑은 고딕" w:eastAsia="맑은 고딕"/>
           <w:b/>
-          <w:sz w:val="20"/>
+          <w:color w:val="4B5563"/>
+          <w:sz w:val="22"/>
         </w:rPr>
-        <w:t>■ 위치 : 217</w:t>
-        <w:br/>
-      </w:r>
-      <w:r>
-        <w:rPr w:rFonts="맑은 고딕">
-          <w:rFonts w:ascii="맑은 고딕" w:hAnsi="맑은 고딕" w:eastAsia="맑은 고딕"/>
-          <w:b/>
-          <w:sz w:val="20"/>
-        </w:rPr>
-        <w:t>■ 아티스트 : Nicola Di Bari</w:t>
-        <w:br/>
-      </w:r>
-      <w:r>
-        <w:rPr w:rFonts="맑은 고딕">
-          <w:rFonts w:ascii="맑은 고딕" w:hAnsi="맑은 고딕" w:eastAsia="맑은 고딕"/>
-          <w:b/>
-          <w:sz w:val="20"/>
-        </w:rPr>
-        <w:t>■ 앨범명 : Nicola Di Bari</w:t>
-        <w:br/>
-      </w:r>
-      <w:r>
-        <w:rPr w:rFonts="맑은 고딕">
-          <w:rFonts w:ascii="맑은 고딕" w:hAnsi="맑은 고딕" w:eastAsia="맑은 고딕"/>
-          <w:b w:val="0"/>
-          <w:sz w:val="20"/>
-        </w:rPr>
-        <w:t>■ 음반 레이블 : RCA Italiana</w:t>
-        <w:br/>
-      </w:r>
-      <w:r>
-        <w:rPr w:rFonts="맑은 고딕">
-          <w:rFonts w:ascii="맑은 고딕" w:hAnsi="맑은 고딕" w:eastAsia="맑은 고딕"/>
-          <w:b w:val="0"/>
-          <w:sz w:val="20"/>
-        </w:rPr>
-        <w:t>■ 발매년도 : 1970</w:t>
-        <w:br/>
-      </w:r>
-      <w:r>
-        <w:rPr w:rFonts="맑은 고딕">
-          <w:rFonts w:ascii="맑은 고딕" w:hAnsi="맑은 고딕" w:eastAsia="맑은 고딕"/>
-          <w:b w:val="0"/>
-          <w:sz w:val="20"/>
-        </w:rPr>
-        <w:t>■ 장르 : 칸초네 (Canzone), 이탈리안 팝 (Italian Pop)</w:t>
-        <w:br/>
-      </w:r>
-      <w:r>
-        <w:rPr w:rFonts="맑은 고딕">
-          <w:rFonts w:ascii="맑은 고딕" w:hAnsi="맑은 고딕" w:eastAsia="맑은 고딕"/>
-          <w:b w:val="0"/>
-          <w:sz w:val="20"/>
-        </w:rPr>
-        <w:t>■ 주요 수록곡 : 1. La prima cosa bella</w:t>
-        <w:br/>
+        <w:t>위치 :  217</w:t>
       </w:r>
     </w:p>
     <w:p>
       <w:pPr>
-        <w:spacing w:after="160"/>
+        <w:spacing w:line="324" w:lineRule="auto" w:before="80" w:after="160"/>
       </w:pPr>
       <w:r>
         <w:rPr w:rFonts="맑은 고딕">
           <w:rFonts w:ascii="맑은 고딕" w:hAnsi="맑은 고딕" w:eastAsia="맑은 고딕"/>
           <w:b/>
           <w:color w:val="1F2937"/>
-          <w:sz w:val="24"/>
+          <w:sz w:val="22"/>
         </w:rPr>
-        <w:t>■ 음반 해설 및 감상 가이드</w:t>
+        <w:t xml:space="preserve">[음반 소개] </w:t>
+      </w:r>
+      <w:r>
+        <w:rPr w:rFonts="맑은 고딕">
+          <w:rFonts w:ascii="맑은 고딕" w:hAnsi="맑은 고딕" w:eastAsia="맑은 고딕"/>
+          <w:b w:val="0"/>
+          <w:sz w:val="21"/>
+        </w:rPr>
       </w:r>
     </w:p>
     <w:p>
       <w:pPr>
-        <w:spacing w:line="312" w:lineRule="auto" w:after="120"/>
+        <w:spacing w:line="324" w:lineRule="auto" w:after="120"/>
       </w:pPr>
       <w:r>
         <w:rPr w:rFonts="맑은 고딕">
@@ -108,51 +61,516 @@
           <w:b w:val="0"/>
           <w:sz w:val="21"/>
         </w:rPr>
-        <w:t>1970년대 이탈리아 칸초네의 황금기를 이끈 거장 니콜라 디 바리(Nicola Di Bari)의 대표작 셀프 타이틀 앨범 《Nicola Di Bari》는 지중해의 따스한 햇살과 인간적인 고독을 고스란히 담아낸 명반입니다. 산레모 가요제를 통해 유럽 음악계의 정상에 오른 그는 본 작을 통해 단순한 유행가 가수를 넘어 시적 감수성을 지닌 싱어송라이터로서의 입지를 완벽히 구축했습니다. 서정적인 포크 감성과 고풍스러운 이탈리안 팝 음악의 진수를 느낄 수 있는 이 음반은 그 시대 칸초네가 도달했던 가장 아름다운 정점을 보여줍니다.</w:t>
+        <w:t>지중해의 푸른 바람과 남이탈리아의 거친 흙내음을 동시에 품은 니콜라 디 바리의 셀프 타이틀 명반은 1970년대 이탈리안 칸초네가 도달한 서정의 최정점을 보여줍니다. 허스키하면서도 애수 어린 그의 음색은 단순한 멜로디를 넘어 인간 내면의 깊은 고독과 낭만을 비장미 넘치게 길어 올립니다. 오케스트레이션의 웅장함과 포크 감수성이 완벽한 조화를 이룬 이 앨범은 반세기가 흐른 오늘날에도 바래지 않는 클래식 팝의 영원한 향수를 선사합니다. 시대의 낭만을 오롯이 간직한 채 턴테이블 위에서 회전하는 그의 노래는 듣는 이의 마음을 단숨에 아드리아해의 석양 앞으로 데려다 놓습니다.</w:t>
       </w:r>
     </w:p>
     <w:p>
       <w:pPr>
-        <w:spacing w:line="312" w:lineRule="auto" w:after="120"/>
+        <w:spacing w:line="324" w:lineRule="auto" w:before="200" w:after="80"/>
       </w:pPr>
+      <w:r>
+        <w:rPr w:rFonts="맑은 고딕">
+          <w:rFonts w:ascii="맑은 고딕" w:hAnsi="맑은 고딕" w:eastAsia="맑은 고딕"/>
+          <w:b/>
+          <w:color w:val="1E3A8A"/>
+          <w:sz w:val="24"/>
+        </w:rPr>
+        <w:t>1. 음반 데이터</w:t>
+      </w:r>
+    </w:p>
+    <w:p>
+      <w:pPr>
+        <w:spacing w:line="324" w:lineRule="auto" w:after="80"/>
+      </w:pPr>
+      <w:r>
+        <w:rPr w:rFonts="맑은 고딕">
+          <w:rFonts w:ascii="맑은 고딕" w:hAnsi="맑은 고딕" w:eastAsia="맑은 고딕"/>
+          <w:b w:val="0"/>
+          <w:color w:val="6B7280"/>
+          <w:sz w:val="21"/>
+        </w:rPr>
+        <w:t xml:space="preserve">· </w:t>
+      </w:r>
+      <w:r>
+        <w:rPr w:rFonts="맑은 고딕">
+          <w:rFonts w:ascii="맑은 고딕" w:hAnsi="맑은 고딕" w:eastAsia="맑은 고딕"/>
+          <w:b/>
+          <w:color w:val="1F2937"/>
+          <w:sz w:val="21"/>
+        </w:rPr>
+        <w:t xml:space="preserve">앨범명: </w:t>
+      </w:r>
       <w:r>
         <w:rPr w:rFonts="맑은 고딕">
           <w:rFonts w:ascii="맑은 고딕" w:hAnsi="맑은 고딕" w:eastAsia="맑은 고딕"/>
           <w:b w:val="0"/>
           <w:sz w:val="21"/>
         </w:rPr>
-        <w:t>니콜라 디 바리의 보컬은 특유의 허스키하면서도 깊은 울림을 지니고 있어, 듣는 이의 마음을 단번에 사로잡는 마력을 발휘합니다. 거칠지만 거부할 수 없는 온기를 품은 그의 목소리는 풍성한 현악 오케스트레이션 및 아쿠스틱 기타 선율과 완벽한 조화를 이룹니다. 삶의 애환과 사랑의 절절함을 읊조리듯 노래하다가도, 곡의 클라이맥스에서는 폭발적인 감정을 절제된 톤으로 토해내는 그의 가창 기교는 이 음반 전체를 관통하는 핵심 관전 포인트입니다.</w:t>
+        <w:t>Nicola Di Bari</w:t>
       </w:r>
     </w:p>
     <w:p>
       <w:pPr>
-        <w:spacing w:line="312" w:lineRule="auto" w:after="120"/>
+        <w:spacing w:line="324" w:lineRule="auto" w:after="80"/>
       </w:pPr>
+      <w:r>
+        <w:rPr w:rFonts="맑은 고딕">
+          <w:rFonts w:ascii="맑은 고딕" w:hAnsi="맑은 고딕" w:eastAsia="맑은 고딕"/>
+          <w:b w:val="0"/>
+          <w:color w:val="6B7280"/>
+          <w:sz w:val="21"/>
+        </w:rPr>
+        <w:t xml:space="preserve">· </w:t>
+      </w:r>
+      <w:r>
+        <w:rPr w:rFonts="맑은 고딕">
+          <w:rFonts w:ascii="맑은 고딕" w:hAnsi="맑은 고딕" w:eastAsia="맑은 고딕"/>
+          <w:b/>
+          <w:color w:val="1F2937"/>
+          <w:sz w:val="21"/>
+        </w:rPr>
+        <w:t xml:space="preserve">아티스트: </w:t>
+      </w:r>
       <w:r>
         <w:rPr w:rFonts="맑은 고딕">
           <w:rFonts w:ascii="맑은 고딕" w:hAnsi="맑은 고딕" w:eastAsia="맑은 고딕"/>
           <w:b w:val="0"/>
           <w:sz w:val="21"/>
         </w:rPr>
-        <w:t>앨범의 포문을 열어주는 대표곡 "La prima cosa bella"는 산레모 가요제 2위에 빛나는 명곡으로, 순수한 사랑의 기쁨을 맑고 경쾌한 선율로 노래하여 당대 유럽 전역에서 큰 사랑을 받았습니다. 방랑자의 고독과 로망을 담아낸 "Vagabondo"와 아쿠스틱 기타의 잔잔한 핑거링 위에 얹어지는 음색이 일품인 "Chitarra suona più piano"는 니콜라 디 바리 특유의 남성적이면서도 다정한 서정성을 극대화하여 보여줍니다. 수록곡 전반에 걸쳐 흐르는 멜로디의 미학은 세월이 흘러도 변치 않는 클래식한 매력을 선사합니다.</w:t>
+        <w:t>Nicola Di Bari (니콜라 디 바리)</w:t>
       </w:r>
     </w:p>
     <w:p>
       <w:pPr>
-        <w:spacing w:line="312" w:lineRule="auto" w:after="120"/>
+        <w:spacing w:line="324" w:lineRule="auto" w:after="80"/>
       </w:pPr>
+      <w:r>
+        <w:rPr w:rFonts="맑은 고딕">
+          <w:rFonts w:ascii="맑은 고딕" w:hAnsi="맑은 고딕" w:eastAsia="맑은 고딕"/>
+          <w:b w:val="0"/>
+          <w:color w:val="6B7280"/>
+          <w:sz w:val="21"/>
+        </w:rPr>
+        <w:t xml:space="preserve">· </w:t>
+      </w:r>
+      <w:r>
+        <w:rPr w:rFonts="맑은 고딕">
+          <w:rFonts w:ascii="맑은 고딕" w:hAnsi="맑은 고딕" w:eastAsia="맑은 고딕"/>
+          <w:b/>
+          <w:color w:val="1F2937"/>
+          <w:sz w:val="21"/>
+        </w:rPr>
+        <w:t xml:space="preserve">발매 정보: </w:t>
+      </w:r>
       <w:r>
         <w:rPr w:rFonts="맑은 고딕">
           <w:rFonts w:ascii="맑은 고딕" w:hAnsi="맑은 고딕" w:eastAsia="맑은 고딕"/>
           <w:b w:val="0"/>
           <w:sz w:val="21"/>
         </w:rPr>
-        <w:t>LP LP 바이닐 판으로 감상하는 이 음반은 디지털 음원에서는 결코 느낄 수 없는 깊은 질감의 아날로그 사운드를 선사합니다. 따뜻하게 감싸 안는 현악 세션의 잔향과 니콜라 디 바리의 숨소리까지 잡히는 듯한 목소리의 온기는 음반을 감상하는 시간을 단숨에 1970년대 남부 이탈리아의 낭만적인 풍경 속으로 탈바꿈시킵니다. 칸초네 역사에 길이 남을 이 수작은 정통 이탈리아 음악 애호가는 물론, 진정한 LP의 질감을 찾는 컬렉터에게도 더없이 소중한 유산입니다.</w:t>
+        <w:t>1970년 이탈리아 명문 레이블 RCA Italiana를 통해 발매된 정규 앨범으로, 칸초네 르네상스의 정점에 서 있던 니콜라 디 바리의 전성기 음악 세계를 집대성한 상징적인 작품입니다.</w:t>
+      </w:r>
+    </w:p>
+    <w:p>
+      <w:pPr>
+        <w:spacing w:line="324" w:lineRule="auto" w:after="80"/>
+      </w:pPr>
+      <w:r>
+        <w:rPr w:rFonts="맑은 고딕">
+          <w:rFonts w:ascii="맑은 고딕" w:hAnsi="맑은 고딕" w:eastAsia="맑은 고딕"/>
+          <w:b w:val="0"/>
+          <w:color w:val="6B7280"/>
+          <w:sz w:val="21"/>
+        </w:rPr>
+        <w:t xml:space="preserve">· </w:t>
+      </w:r>
+      <w:r>
+        <w:rPr w:rFonts="맑은 고딕">
+          <w:rFonts w:ascii="맑은 고딕" w:hAnsi="맑은 고딕" w:eastAsia="맑은 고딕"/>
+          <w:b/>
+          <w:color w:val="1F2937"/>
+          <w:sz w:val="21"/>
+        </w:rPr>
+        <w:t xml:space="preserve">LP 인기도(판매량): </w:t>
+      </w:r>
+      <w:r>
+        <w:rPr w:rFonts="맑은 고딕">
+          <w:rFonts w:ascii="맑은 고딕" w:hAnsi="맑은 고딕" w:eastAsia="맑은 고딕"/>
+          <w:b w:val="0"/>
+          <w:sz w:val="21"/>
+        </w:rPr>
+        <w:t>발매 직후 이탈리아 앨범 차트 최상위권을 석권하였으며, 유럽 전역은 물론 라틴 아메리카와 한국, 일본 등 칸초네 애호층이 두터운 아시아 시장에서도 폭발적인 라이선스 음반 판매고를 기록하였습니다.</w:t>
+      </w:r>
+    </w:p>
+    <w:p>
+      <w:pPr>
+        <w:spacing w:line="324" w:lineRule="auto" w:after="80"/>
+      </w:pPr>
+      <w:r>
+        <w:rPr w:rFonts="맑은 고딕">
+          <w:rFonts w:ascii="맑은 고딕" w:hAnsi="맑은 고딕" w:eastAsia="맑은 고딕"/>
+          <w:b w:val="0"/>
+          <w:color w:val="6B7280"/>
+          <w:sz w:val="21"/>
+        </w:rPr>
+        <w:t xml:space="preserve">· </w:t>
+      </w:r>
+      <w:r>
+        <w:rPr w:rFonts="맑은 고딕">
+          <w:rFonts w:ascii="맑은 고딕" w:hAnsi="맑은 고딕" w:eastAsia="맑은 고딕"/>
+          <w:b/>
+          <w:color w:val="1F2937"/>
+          <w:sz w:val="21"/>
+        </w:rPr>
+        <w:t xml:space="preserve">각종 수상경력: </w:t>
+      </w:r>
+      <w:r>
+        <w:rPr w:rFonts="맑은 고딕">
+          <w:rFonts w:ascii="맑은 고딕" w:hAnsi="맑은 고딕" w:eastAsia="맑은 고딕"/>
+          <w:b w:val="0"/>
+          <w:sz w:val="21"/>
+        </w:rPr>
+        <w:t>수록곡 'La prima cosa bella'를 통해 1970년 산레모 가요제 준우승을 차지하며 음악적 권위를 입증받았고, 앨범 전반의 완성도로 당해 연도 이탈리아 비평가 협회로부터 찬사를 이끌어냈습니다.</w:t>
+      </w:r>
+    </w:p>
+    <w:p>
+      <w:pPr>
+        <w:spacing w:line="324" w:lineRule="auto" w:before="200" w:after="80"/>
+      </w:pPr>
+      <w:r>
+        <w:rPr w:rFonts="맑은 고딕">
+          <w:rFonts w:ascii="맑은 고딕" w:hAnsi="맑은 고딕" w:eastAsia="맑은 고딕"/>
+          <w:b/>
+          <w:color w:val="1E3A8A"/>
+          <w:sz w:val="24"/>
+        </w:rPr>
+        <w:t>2. 아티스트 정보</w:t>
+      </w:r>
+    </w:p>
+    <w:p>
+      <w:pPr>
+        <w:spacing w:line="324" w:lineRule="auto" w:after="80"/>
+      </w:pPr>
+      <w:r>
+        <w:rPr w:rFonts="맑은 고딕">
+          <w:rFonts w:ascii="맑은 고딕" w:hAnsi="맑은 고딕" w:eastAsia="맑은 고딕"/>
+          <w:b w:val="0"/>
+          <w:color w:val="6B7280"/>
+          <w:sz w:val="21"/>
+        </w:rPr>
+        <w:t xml:space="preserve">· </w:t>
+      </w:r>
+      <w:r>
+        <w:rPr w:rFonts="맑은 고딕">
+          <w:rFonts w:ascii="맑은 고딕" w:hAnsi="맑은 고딕" w:eastAsia="맑은 고딕"/>
+          <w:b/>
+          <w:color w:val="1F2937"/>
+          <w:sz w:val="21"/>
+        </w:rPr>
+        <w:t xml:space="preserve">국적: </w:t>
+      </w:r>
+      <w:r>
+        <w:rPr w:rFonts="맑은 고딕">
+          <w:rFonts w:ascii="맑은 고딕" w:hAnsi="맑은 고딕" w:eastAsia="맑은 고딕"/>
+          <w:b w:val="0"/>
+          <w:sz w:val="21"/>
+        </w:rPr>
+        <w:t>이탈리아 (Italy)</w:t>
+      </w:r>
+    </w:p>
+    <w:p>
+      <w:pPr>
+        <w:spacing w:line="324" w:lineRule="auto" w:after="80"/>
+      </w:pPr>
+      <w:r>
+        <w:rPr w:rFonts="맑은 고딕">
+          <w:rFonts w:ascii="맑은 고딕" w:hAnsi="맑은 고딕" w:eastAsia="맑은 고딕"/>
+          <w:b w:val="0"/>
+          <w:color w:val="6B7280"/>
+          <w:sz w:val="21"/>
+        </w:rPr>
+        <w:t xml:space="preserve">· </w:t>
+      </w:r>
+      <w:r>
+        <w:rPr w:rFonts="맑은 고딕">
+          <w:rFonts w:ascii="맑은 고딕" w:hAnsi="맑은 고딕" w:eastAsia="맑은 고딕"/>
+          <w:b/>
+          <w:color w:val="1F2937"/>
+          <w:sz w:val="21"/>
+        </w:rPr>
+        <w:t xml:space="preserve">생몰년도: </w:t>
+      </w:r>
+      <w:r>
+        <w:rPr w:rFonts="맑은 고딕">
+          <w:rFonts w:ascii="맑은 고딕" w:hAnsi="맑은 고딕" w:eastAsia="맑은 고딕"/>
+          <w:b w:val="0"/>
+          <w:sz w:val="21"/>
+        </w:rPr>
+        <w:t>1940년 9월 29일 ~ 현재</w:t>
+      </w:r>
+    </w:p>
+    <w:p>
+      <w:pPr>
+        <w:spacing w:line="324" w:lineRule="auto" w:after="80"/>
+      </w:pPr>
+      <w:r>
+        <w:rPr w:rFonts="맑은 고딕">
+          <w:rFonts w:ascii="맑은 고딕" w:hAnsi="맑은 고딕" w:eastAsia="맑은 고딕"/>
+          <w:b w:val="0"/>
+          <w:color w:val="6B7280"/>
+          <w:sz w:val="21"/>
+        </w:rPr>
+        <w:t xml:space="preserve">· </w:t>
+      </w:r>
+      <w:r>
+        <w:rPr w:rFonts="맑은 고딕">
+          <w:rFonts w:ascii="맑은 고딕" w:hAnsi="맑은 고딕" w:eastAsia="맑은 고딕"/>
+          <w:b/>
+          <w:color w:val="1F2937"/>
+          <w:sz w:val="21"/>
+        </w:rPr>
+        <w:t xml:space="preserve">그룹 소속: </w:t>
+      </w:r>
+      <w:r>
+        <w:rPr w:rFonts="맑은 고딕">
+          <w:rFonts w:ascii="맑은 고딕" w:hAnsi="맑은 고딕" w:eastAsia="맑은 고딕"/>
+          <w:b w:val="0"/>
+          <w:sz w:val="21"/>
+        </w:rPr>
+        <w:t>솔로</w:t>
+      </w:r>
+    </w:p>
+    <w:p>
+      <w:pPr>
+        <w:spacing w:line="324" w:lineRule="auto" w:after="80"/>
+      </w:pPr>
+      <w:r>
+        <w:rPr w:rFonts="맑은 고딕">
+          <w:rFonts w:ascii="맑은 고딕" w:hAnsi="맑은 고딕" w:eastAsia="맑은 고딕"/>
+          <w:b w:val="0"/>
+          <w:color w:val="6B7280"/>
+          <w:sz w:val="21"/>
+        </w:rPr>
+        <w:t xml:space="preserve">· </w:t>
+      </w:r>
+      <w:r>
+        <w:rPr w:rFonts="맑은 고딕">
+          <w:rFonts w:ascii="맑은 고딕" w:hAnsi="맑은 고딕" w:eastAsia="맑은 고딕"/>
+          <w:b/>
+          <w:color w:val="1F2937"/>
+          <w:sz w:val="21"/>
+        </w:rPr>
+        <w:t xml:space="preserve">아티스트 소개: </w:t>
+      </w:r>
+      <w:r>
+        <w:rPr w:rFonts="맑은 고딕">
+          <w:rFonts w:ascii="맑은 고딕" w:hAnsi="맑은 고딕" w:eastAsia="맑은 고딕"/>
+          <w:b w:val="0"/>
+          <w:sz w:val="21"/>
+        </w:rPr>
+        <w:t>남부 풀리아 출신의 니콜라 디 바리는 특유의 텁텁하면서도 애절한 바리톤 음색으로 '칸초네의 음유시인'이라 불린 전설적인 싱어송라이터입니다. 1971년과 1972년 산레모 가요제를 2년 연속 제패하는 대기록을 세우며 전통 칸초네의 낭만과 현대 팝의 대중성을 가장 우아하게 결합한 거장으로 평가받습니다.</w:t>
+      </w:r>
+    </w:p>
+    <w:p>
+      <w:pPr>
+        <w:spacing w:line="324" w:lineRule="auto" w:before="200" w:after="80"/>
+      </w:pPr>
+      <w:r>
+        <w:rPr w:rFonts="맑은 고딕">
+          <w:rFonts w:ascii="맑은 고딕" w:hAnsi="맑은 고딕" w:eastAsia="맑은 고딕"/>
+          <w:b/>
+          <w:color w:val="1E3A8A"/>
+          <w:sz w:val="24"/>
+        </w:rPr>
+        <w:t>3. 음반 상세 분석</w:t>
+      </w:r>
+    </w:p>
+    <w:p>
+      <w:pPr>
+        <w:spacing w:line="324" w:lineRule="auto" w:after="80"/>
+      </w:pPr>
+      <w:r>
+        <w:rPr w:rFonts="맑은 고딕">
+          <w:rFonts w:ascii="맑은 고딕" w:hAnsi="맑은 고딕" w:eastAsia="맑은 고딕"/>
+          <w:b w:val="0"/>
+          <w:color w:val="6B7280"/>
+          <w:sz w:val="21"/>
+        </w:rPr>
+        <w:t xml:space="preserve">· </w:t>
+      </w:r>
+      <w:r>
+        <w:rPr w:rFonts="맑은 고딕">
+          <w:rFonts w:ascii="맑은 고딕" w:hAnsi="맑은 고딕" w:eastAsia="맑은 고딕"/>
+          <w:b/>
+          <w:color w:val="1F2937"/>
+          <w:sz w:val="21"/>
+        </w:rPr>
+        <w:t xml:space="preserve">역사적 위치: </w:t>
+      </w:r>
+      <w:r>
+        <w:rPr w:rFonts="맑은 고딕">
+          <w:rFonts w:ascii="맑은 고딕" w:hAnsi="맑은 고딕" w:eastAsia="맑은 고딕"/>
+          <w:b w:val="0"/>
+          <w:sz w:val="21"/>
+        </w:rPr>
+        <w:t>본 앨범은 1960년대 정형화된 칸초네 양식에서 탈피하여 어쿠스틱 포크와 팝 오케스트라 사운드를 유려하게 접목한 명작으로, 1970년대 유러피언 팝 음악의 수준 높은 예술성을 만방에 증명한 역사적 전환점으로 꼽힙니다.</w:t>
+      </w:r>
+    </w:p>
+    <w:p>
+      <w:pPr>
+        <w:spacing w:line="324" w:lineRule="auto" w:after="80"/>
+      </w:pPr>
+      <w:r>
+        <w:rPr w:rFonts="맑은 고딕">
+          <w:rFonts w:ascii="맑은 고딕" w:hAnsi="맑은 고딕" w:eastAsia="맑은 고딕"/>
+          <w:b w:val="0"/>
+          <w:color w:val="6B7280"/>
+          <w:sz w:val="21"/>
+        </w:rPr>
+        <w:t xml:space="preserve">· </w:t>
+      </w:r>
+      <w:r>
+        <w:rPr w:rFonts="맑은 고딕">
+          <w:rFonts w:ascii="맑은 고딕" w:hAnsi="맑은 고딕" w:eastAsia="맑은 고딕"/>
+          <w:b/>
+          <w:color w:val="1F2937"/>
+          <w:sz w:val="21"/>
+        </w:rPr>
+        <w:t xml:space="preserve">시대의 흔적(스토리텔링): </w:t>
+      </w:r>
+      <w:r>
+        <w:rPr w:rFonts="맑은 고딕">
+          <w:rFonts w:ascii="맑은 고딕" w:hAnsi="맑은 고딕" w:eastAsia="맑은 고딕"/>
+          <w:b w:val="0"/>
+          <w:sz w:val="21"/>
+        </w:rPr>
+        <w:t>격동의 근대화 속에서 낭만과 온기를 갈망하던 1970년대 청춘들에게 니콜라 디 바리의 목소리는 따스한 위로이자 순수했던 사랑의 송가였습니다. 한국의 음악 다방과 심야 라디오 방송에서도 연일 흘러나오며 국경을 초월해 청년 세대의 애환과 서정을 어루만져 준 시대의 진한 흔적을 간직하고 있습니다.</w:t>
+      </w:r>
+    </w:p>
+    <w:p>
+      <w:pPr>
+        <w:spacing w:line="324" w:lineRule="auto" w:before="200" w:after="80"/>
+      </w:pPr>
+      <w:r>
+        <w:rPr w:rFonts="맑은 고딕">
+          <w:rFonts w:ascii="맑은 고딕" w:hAnsi="맑은 고딕" w:eastAsia="맑은 고딕"/>
+          <w:b/>
+          <w:color w:val="1E3A8A"/>
+          <w:sz w:val="24"/>
+        </w:rPr>
+        <w:t>4. 주요 수록곡 및 감상 제언</w:t>
+      </w:r>
+    </w:p>
+    <w:p>
+      <w:pPr>
+        <w:spacing w:line="324" w:lineRule="auto" w:after="80"/>
+      </w:pPr>
+      <w:r>
+        <w:rPr w:rFonts="맑은 고딕">
+          <w:rFonts w:ascii="맑은 고딕" w:hAnsi="맑은 고딕" w:eastAsia="맑은 고딕"/>
+          <w:b w:val="0"/>
+          <w:color w:val="6B7280"/>
+          <w:sz w:val="21"/>
+        </w:rPr>
+        <w:t xml:space="preserve">· </w:t>
+      </w:r>
+      <w:r>
+        <w:rPr w:rFonts="맑은 고딕">
+          <w:rFonts w:ascii="맑은 고딕" w:hAnsi="맑은 고딕" w:eastAsia="맑은 고딕"/>
+          <w:b/>
+          <w:color w:val="1F2937"/>
+          <w:sz w:val="21"/>
+        </w:rPr>
+        <w:t xml:space="preserve">주요 수록곡 특징: </w:t>
+      </w:r>
+      <w:r>
+        <w:rPr w:rFonts="맑은 고딕">
+          <w:rFonts w:ascii="맑은 고딕" w:hAnsi="맑은 고딕" w:eastAsia="맑은 고딕"/>
+          <w:b w:val="0"/>
+          <w:sz w:val="21"/>
+        </w:rPr>
+        <w:t>봄날의 찬란한 설렘을 담아낸 칸초네의 불멸의 명곡 'La prima cosa bella', 방랑자의 쓸쓸한 내면을 드라마틱한 보컬로 노래한 'Vagabondo', 특유의 흙냄새 짙은 멜로디가 심금을 울리는 서정 소품들이 앨범 전체에 걸쳐 유기적인 감동의 파동을 일으킵니다.</w:t>
+      </w:r>
+    </w:p>
+    <w:p>
+      <w:pPr>
+        <w:spacing w:line="324" w:lineRule="auto" w:after="80"/>
+      </w:pPr>
+      <w:r>
+        <w:rPr w:rFonts="맑은 고딕">
+          <w:rFonts w:ascii="맑은 고딕" w:hAnsi="맑은 고딕" w:eastAsia="맑은 고딕"/>
+          <w:b w:val="0"/>
+          <w:color w:val="6B7280"/>
+          <w:sz w:val="21"/>
+        </w:rPr>
+        <w:t xml:space="preserve">· </w:t>
+      </w:r>
+      <w:r>
+        <w:rPr w:rFonts="맑은 고딕">
+          <w:rFonts w:ascii="맑은 고딕" w:hAnsi="맑은 고딕" w:eastAsia="맑은 고딕"/>
+          <w:b/>
+          <w:color w:val="1F2937"/>
+          <w:sz w:val="21"/>
+        </w:rPr>
+        <w:t xml:space="preserve">빈티지 감상 제언: </w:t>
+      </w:r>
+      <w:r>
+        <w:rPr w:rFonts="맑은 고딕">
+          <w:rFonts w:ascii="맑은 고딕" w:hAnsi="맑은 고딕" w:eastAsia="맑은 고딕"/>
+          <w:b w:val="0"/>
+          <w:sz w:val="21"/>
+        </w:rPr>
+        <w:t>현악 세션의 섬세한 떨림과 니콜라 디 바리의 거친 듯 호소력 짙은 보컬 질감은 진공관 앰프의 온기와 MM/MC 카트리지가 전하는 아날로그 해상력에서 비로소 만개합니다. 비 내리는 늦은 오후나 낙엽 지는 계절, 턴테이블의 바늘을 올려 카랑카랑하면서도 깊은 울림의 중저역 사운드에 귀를 기울이기를 권합니다.</w:t>
+      </w:r>
+    </w:p>
+    <w:p>
+      <w:pPr>
+        <w:spacing w:line="324" w:lineRule="auto" w:after="80"/>
+      </w:pPr>
+      <w:r>
+        <w:rPr w:rFonts="맑은 고딕">
+          <w:rFonts w:ascii="맑은 고딕" w:hAnsi="맑은 고딕" w:eastAsia="맑은 고딕"/>
+          <w:b w:val="0"/>
+          <w:color w:val="6B7280"/>
+          <w:sz w:val="21"/>
+        </w:rPr>
+        <w:t xml:space="preserve">· </w:t>
+      </w:r>
+      <w:r>
+        <w:rPr w:rFonts="맑은 고딕">
+          <w:rFonts w:ascii="맑은 고딕" w:hAnsi="맑은 고딕" w:eastAsia="맑은 고딕"/>
+          <w:b/>
+          <w:color w:val="1F2937"/>
+          <w:sz w:val="21"/>
+        </w:rPr>
+        <w:t xml:space="preserve">소장 가치: </w:t>
+      </w:r>
+      <w:r>
+        <w:rPr w:rFonts="맑은 고딕">
+          <w:rFonts w:ascii="맑은 고딕" w:hAnsi="맑은 고딕" w:eastAsia="맑은 고딕"/>
+          <w:b w:val="0"/>
+          <w:sz w:val="21"/>
+        </w:rPr>
+        <w:t>이탈리아 황금기 칸초네의 진수를 가장 순수한 형태로 보존하고 있는 원형적 텍스트로, 팝과 월드뮤직을 아우르는 LP 컬렉터라면 결코 지나칠 수 없는 필청 음반이자 영구 소장 가치를 지닌 보석입니다.</w:t>
+      </w:r>
+    </w:p>
+    <w:p>
+      <w:pPr>
+        <w:spacing w:line="324" w:lineRule="auto" w:after="120" w:before="160"/>
+      </w:pPr>
+      <w:r>
+        <w:rPr w:rFonts="맑은 고딕">
+          <w:rFonts w:ascii="맑은 고딕" w:hAnsi="맑은 고딕" w:eastAsia="맑은 고딕"/>
+          <w:b/>
+          <w:color w:val="4338CA"/>
+          <w:sz w:val="21"/>
+        </w:rPr>
+        <w:t>이 음반을 통해 아날로그 LP만이 전해주는 깊은 서정과 지중해의 따스한 숨결이 전해주는 감동을 다시 한번 경험해 보시는 것은 어떨까요?</w:t>
       </w:r>
     </w:p>
     <w:sectPr>
       <w:pgSz w:w="12240" w:h="15840"/>
-      <w:pgMar w:top="1440" w:right="1440" w:bottom="1440" w:left="1440" w:header="720" w:footer="720" w:gutter="0"/>
+      <w:pgMar w:top="1152" w:right="1296" w:bottom="1152" w:left="1296" w:header="720" w:footer="720" w:gutter="0"/>
       <w:cols w:space="720"/>
       <w:docGrid w:linePitch="360"/>
     </w:sectPr>

--- a/word_reports/LP_0256_위치_217_Nicola Di Bari_Nicola Di .docx
+++ b/word_reports/LP_0256_위치_217_Nicola Di Bari_Nicola Di .docx
@@ -32,7 +32,7 @@
     </w:p>
     <w:p>
       <w:pPr>
-        <w:spacing w:line="324" w:lineRule="auto" w:before="80" w:after="160"/>
+        <w:spacing w:line="324" w:lineRule="auto" w:before="80" w:after="120"/>
       </w:pPr>
       <w:r>
         <w:rPr w:rFonts="맑은 고딕">
@@ -42,13 +42,6 @@
           <w:sz w:val="22"/>
         </w:rPr>
         <w:t xml:space="preserve">[음반 소개] </w:t>
-      </w:r>
-      <w:r>
-        <w:rPr w:rFonts="맑은 고딕">
-          <w:rFonts w:ascii="맑은 고딕" w:hAnsi="맑은 고딕" w:eastAsia="맑은 고딕"/>
-          <w:b w:val="0"/>
-          <w:sz w:val="21"/>
-        </w:rPr>
       </w:r>
     </w:p>
     <w:p>
@@ -61,7 +54,46 @@
           <w:b w:val="0"/>
           <w:sz w:val="21"/>
         </w:rPr>
-        <w:t>지중해의 푸른 바람과 남이탈리아의 거친 흙내음을 동시에 품은 니콜라 디 바리의 셀프 타이틀 명반은 1970년대 이탈리안 칸초네가 도달한 서정의 최정점을 보여줍니다. 허스키하면서도 애수 어린 그의 음색은 단순한 멜로디를 넘어 인간 내면의 깊은 고독과 낭만을 비장미 넘치게 길어 올립니다. 오케스트레이션의 웅장함과 포크 감수성이 완벽한 조화를 이룬 이 앨범은 반세기가 흐른 오늘날에도 바래지 않는 클래식 팝의 영원한 향수를 선사합니다. 시대의 낭만을 오롯이 간직한 채 턴테이블 위에서 회전하는 그의 노래는 듣는 이의 마음을 단숨에 아드리아해의 석양 앞으로 데려다 놓습니다.</w:t>
+        <w:t>지중해의 푸른 바람과 남부 이탈리아의 붉은 황토가 빚어낸 거칠고도 따스한 목소리, 니콜라 디 바리(Nicola Di Bari)의 예술적 정점이 오롯이 응축된 셀프 타이틀 명반 [Nicola Di Bari]는 1970년대 칸초네 황금기를 상징하는 기념비적인 걸작입니다. 화려한 기교나 매끄러운 미성 대신, 짙은 흙냄새와 삶의 고단함이 배어 있는 그의 독보적인 허스키 보이스는 당시 유럽을 넘어 전 세계 음악 애호가들의 심금을 울렸습니다. 본 앨범은 그가 산레모 가요제를 석권하며 이탈리아 대중음악의 거장으로 확고히 자리매김하던 찬란한 도약의 순간을 생생하게 포착하고 있습니다.</w:t>
+      </w:r>
+    </w:p>
+    <w:p>
+      <w:pPr>
+        <w:spacing w:line="324" w:lineRule="auto" w:after="120"/>
+      </w:pPr>
+      <w:r>
+        <w:rPr w:rFonts="맑은 고딕">
+          <w:rFonts w:ascii="맑은 고딕" w:hAnsi="맑은 고딕" w:eastAsia="맑은 고딕"/>
+          <w:b w:val="0"/>
+          <w:sz w:val="21"/>
+        </w:rPr>
+        <w:t>이 음반이 당대 대중음악사에 남긴 족적은 실로 깊고 뚜렷합니다. 1960년대 풍미했던 달콤하고 정형화된 오케스트럴 팝의 틀을 벗어나, 싱어송라이터(Cantautore)로서의 자의식과 인간 본연의 고독, 소박한 민초들의 사랑과 유랑의 정서를 진솔하게 직조해 냈기 때문입니다. 현악 오케스트레이션의 웅장한 물결 위로 얹어지는 그의 읊조림과 격정적인 절규는 대중음악이 도달할 수 있는 가장 순수한 서정성의 극치를 보여주며, 칸초네가 단순한 유행가를 넘어 시(詩)적 울림을 지닌 예술의 경지로 승화되었음을 웅변합니다.</w:t>
+      </w:r>
+    </w:p>
+    <w:p>
+      <w:pPr>
+        <w:spacing w:line="324" w:lineRule="auto" w:after="120"/>
+      </w:pPr>
+      <w:r>
+        <w:rPr w:rFonts="맑은 고딕">
+          <w:rFonts w:ascii="맑은 고딕" w:hAnsi="맑은 고딕" w:eastAsia="맑은 고딕"/>
+          <w:b w:val="0"/>
+          <w:sz w:val="21"/>
+        </w:rPr>
+        <w:t>니콜라 디 바리가 전하고자 했던 철학은 결코 거창하지 않습니다. 그것은 떠나온 고향에 대한 지극한 그리움, 한 치 앞을 알 수 없는 방랑자의 운명, 그리고 생의 어둠 속에서도 한 줄기 빛처럼 피어나는 첫사랑의 순결함이었습니다. 그의 노래 속 화자들은 늘 어딘가 결핍되어 있으나 결코 비루하지 않으며, 거친 비바람 속에서도 가슴속 불꽃을 지켜내는 집시처럼 당당합니다. 이러한 보편적 정서는 이탈리아 반도를 넘어 70~80년대 한국의 음악다방과 심야 라디오 전파를 타고 수많은 청춘의 가슴에 깊은 생채기와도 같은 감동을 아로새겼습니다.</w:t>
+      </w:r>
+    </w:p>
+    <w:p>
+      <w:pPr>
+        <w:spacing w:line="324" w:lineRule="auto" w:after="120"/>
+      </w:pPr>
+      <w:r>
+        <w:rPr w:rFonts="맑은 고딕">
+          <w:rFonts w:ascii="맑은 고딕" w:hAnsi="맑은 고딕" w:eastAsia="맑은 고딕"/>
+          <w:b w:val="0"/>
+          <w:sz w:val="21"/>
+        </w:rPr>
+        <w:t>반세기가 훌쩍 지난 오늘날에도 이 음반이 낡은 과거의 유물로 퇴색되지 않는 까닭은, 디지털 음원이 결코 흉내 낼 수 없는 인간적인 체온과 영혼의 울림이 음반의 홈(Groove)마다 깊이 각인되어 있기 때문입니다. 정갈한 턴테이블 위에 바늘을 얹는 순간, 스피커를 통해 번져 나오는 그의 목소리는 메마른 현대인의 영혼을 어루만지는 따뜻한 위로가 되어 서정의 가장 깊은 심연으로 우리를 인도합니다.</w:t>
       </w:r>
     </w:p>
     <w:p>
@@ -168,7 +200,7 @@
           <w:b w:val="0"/>
           <w:sz w:val="21"/>
         </w:rPr>
-        <w:t>1970년 이탈리아 명문 레이블 RCA Italiana를 통해 발매된 정규 앨범으로, 칸초네 르네상스의 정점에 서 있던 니콜라 디 바리의 전성기 음악 세계를 집대성한 상징적인 작품입니다.</w:t>
+        <w:t>1970년대 초 이탈리아 명문 레이블 RCA Italiana를 통해 발매되었으며, 산레모 가요제의 영광과 칸초네의 르네상스를 증명하는 역사적 셀프 타이틀 앨범</w:t>
       </w:r>
     </w:p>
     <w:p>
@@ -199,7 +231,7 @@
           <w:b w:val="0"/>
           <w:sz w:val="21"/>
         </w:rPr>
-        <w:t>발매 직후 이탈리아 앨범 차트 최상위권을 석권하였으며, 유럽 전역은 물론 라틴 아메리카와 한국, 일본 등 칸초네 애호층이 두터운 아시아 시장에서도 폭발적인 라이선스 음반 판매고를 기록하였습니다.</w:t>
+        <w:t>발매 직후 이탈리아 음반 차트 최상위권 섭렵 및 유럽 전역, 남미, 아시아(특히 한국과 일본)에서 폭발적인 반응을 이끌어내며 밀리언셀러급 상업적 대성공 기록</w:t>
       </w:r>
     </w:p>
     <w:p>
@@ -230,7 +262,7 @@
           <w:b w:val="0"/>
           <w:sz w:val="21"/>
         </w:rPr>
-        <w:t>수록곡 'La prima cosa bella'를 통해 1970년 산레모 가요제 준우승을 차지하며 음악적 권위를 입증받았고, 앨범 전반의 완성도로 당해 연도 이탈리아 비평가 협회로부터 찬사를 이끌어냈습니다.</w:t>
+        <w:t>수록곡들을 바탕으로 1970년 산레모 가요제 2위, 1971년 산레모 가요제 그랑프리(우승) 및 칸초니시마(Canzonissima) 우승 등을 연이어 달성하며 당대 최고 권위의 음악상을 석권</w:t>
       </w:r>
     </w:p>
     <w:p>
@@ -337,7 +369,7 @@
           <w:b w:val="0"/>
           <w:sz w:val="21"/>
         </w:rPr>
-        <w:t>솔로</w:t>
+        <w:t>솔로 (Solo)</w:t>
       </w:r>
     </w:p>
     <w:p>
@@ -368,7 +400,7 @@
           <w:b w:val="0"/>
           <w:sz w:val="21"/>
         </w:rPr>
-        <w:t>남부 풀리아 출신의 니콜라 디 바리는 특유의 텁텁하면서도 애절한 바리톤 음색으로 '칸초네의 음유시인'이라 불린 전설적인 싱어송라이터입니다. 1971년과 1972년 산레모 가요제를 2년 연속 제패하는 대기록을 세우며 전통 칸초네의 낭만과 현대 팝의 대중성을 가장 우아하게 결합한 거장으로 평가받습니다.</w:t>
+        <w:t>니콜라 디 바리는 남부 풀리아 출신의 음유시인으로, 야생의 질감을 품은 특유의 허스키 보이스와 서정적인 멜로디로 1970년대 칸초네의 전성기를 이끈 거장입니다. 인간의 본원적 고독과 사랑을 노래하며 산레모 가요제를 2년 연속 제패하는 등 유럽 팝 음악사에서 독보적인 위상을 점하고 있는 불멸의 싱어송라이터입니다.</w:t>
       </w:r>
     </w:p>
     <w:p>
@@ -413,7 +445,7 @@
           <w:b w:val="0"/>
           <w:sz w:val="21"/>
         </w:rPr>
-        <w:t>본 앨범은 1960년대 정형화된 칸초네 양식에서 탈피하여 어쿠스틱 포크와 팝 오케스트라 사운드를 유려하게 접목한 명작으로, 1970년대 유러피언 팝 음악의 수준 높은 예술성을 만방에 증명한 역사적 전환점으로 꼽힙니다.</w:t>
+        <w:t>서정적 칸초네와 현대적 포크 록, 오케스트럴 팝이 유려하게 융합된 걸작으로, 이탈리아 칸초네가 세계적 팝 클래식의 반열에 오르는 데 결정적인 교량 역할을 한 앨범입니다.</w:t>
       </w:r>
     </w:p>
     <w:p>
@@ -444,7 +476,7 @@
           <w:b w:val="0"/>
           <w:sz w:val="21"/>
         </w:rPr>
-        <w:t>격동의 근대화 속에서 낭만과 온기를 갈망하던 1970년대 청춘들에게 니콜라 디 바리의 목소리는 따스한 위로이자 순수했던 사랑의 송가였습니다. 한국의 음악 다방과 심야 라디오 방송에서도 연일 흘러나오며 국경을 초월해 청년 세대의 애환과 서정을 어루만져 준 시대의 진한 흔적을 간직하고 있습니다.</w:t>
+        <w:t>급격한 산업화와 도시화 속에서 고향의 흙냄새와 순수한 사랑을 갈망하던 70년대 청춘들의 정서적 안식처였으며, 국내에서는 음악 감상실 문화를 주도하며 한 시대를 풍미한 청년 문화의 상징적 음반입니다.</w:t>
       </w:r>
     </w:p>
     <w:p>
@@ -489,7 +521,7 @@
           <w:b w:val="0"/>
           <w:sz w:val="21"/>
         </w:rPr>
-        <w:t>봄날의 찬란한 설렘을 담아낸 칸초네의 불멸의 명곡 'La prima cosa bella', 방랑자의 쓸쓸한 내면을 드라마틱한 보컬로 노래한 'Vagabondo', 특유의 흙냄새 짙은 멜로디가 심금을 울리는 서정 소품들이 앨범 전체에 걸쳐 유기적인 감동의 파동을 일으킵니다.</w:t>
+        <w:t>첫사랑의 벅찬 설렘을 햇살처럼 노래한 "La prima cosa bella", 방랑하는 영혼의 비장미와 폭발적인 가창력이 압권인 "Il cuore è uno zingaro", 인생의 나그네 같은 고독을 묵직하게 담아낸 "Vagabondo" 등 전 곡에 걸쳐 낭만과 우수가 짙게 배어 있습니다.</w:t>
       </w:r>
     </w:p>
     <w:p>
@@ -520,7 +552,7 @@
           <w:b w:val="0"/>
           <w:sz w:val="21"/>
         </w:rPr>
-        <w:t>현악 세션의 섬세한 떨림과 니콜라 디 바리의 거친 듯 호소력 짙은 보컬 질감은 진공관 앰프의 온기와 MM/MC 카트리지가 전하는 아날로그 해상력에서 비로소 만개합니다. 비 내리는 늦은 오후나 낙엽 지는 계절, 턴테이블의 바늘을 올려 카랑카랑하면서도 깊은 울림의 중저역 사운드에 귀를 기울이기를 권합니다.</w:t>
+        <w:t>진공관 앰프 특유의 두툼한 중역대와 턴테이블의 아날로그 질감이 맞물릴 때, 그의 목소리에 깃든 성대의 떨림과 숨결, 그리고 우아한 현악 편곡의 공간감이 극대화되어 마치 눈앞에서 라이브를 마주하는 듯한 감동을 선사합니다.</w:t>
       </w:r>
     </w:p>
     <w:p>
@@ -551,7 +583,7 @@
           <w:b w:val="0"/>
           <w:sz w:val="21"/>
         </w:rPr>
-        <w:t>이탈리아 황금기 칸초네의 진수를 가장 순수한 형태로 보존하고 있는 원형적 텍스트로, 팝과 월드뮤직을 아우르는 LP 컬렉터라면 결코 지나칠 수 없는 필청 음반이자 영구 소장 가치를 지닌 보석입니다.</w:t>
+        <w:t>칸초네 컬렉터에게는 절대 빠뜨릴 수 없는 필수 명반이자, 세월이 흘러도 가치를 더해가는 아날로그 사운드의 정수가 담겨 있어 LP 애호가들의 바이닐 랙에서 가장 빛나는 자리를 차지할 음반입니다.</w:t>
       </w:r>
     </w:p>
     <w:p>
@@ -565,7 +597,7 @@
           <w:color w:val="4338CA"/>
           <w:sz w:val="21"/>
         </w:rPr>
-        <w:t>이 음반을 통해 아날로그 LP만이 전해주는 깊은 서정과 지중해의 따스한 숨결이 전해주는 감동을 다시 한번 경험해 보시는 것은 어떨까요?</w:t>
+        <w:t>이 음반을 통해 지중해의 붉은 노을처럼 따뜻하고 애절한 니콜라 디 바리의 목소리가 전해주는 감동을 다시 한번 경험해 보시는 것은 어떨까요?</w:t>
       </w:r>
     </w:p>
     <w:sectPr>
